--- a/Jenkins Postman FastAPI.docx
+++ b/Jenkins Postman FastAPI.docx
@@ -1143,10 +1143,10 @@
           <w:noProof/>
         </w:rPr>
         <w:drawing>
-          <wp:inline distT="0" distB="0" distL="0" distR="0" wp14:anchorId="353E02E4" wp14:editId="32DDF0B1">
-            <wp:extent cx="5731510" cy="5975985"/>
-            <wp:effectExtent l="0" t="0" r="2540" b="5715"/>
-            <wp:docPr id="258708148" name="Picture 1"/>
+          <wp:inline distT="0" distB="0" distL="0" distR="0" wp14:anchorId="76CA4D70" wp14:editId="5C19AAD4">
+            <wp:extent cx="5731510" cy="6394450"/>
+            <wp:effectExtent l="0" t="0" r="2540" b="6350"/>
+            <wp:docPr id="872889262" name="Picture 1"/>
             <wp:cNvGraphicFramePr>
               <a:graphicFrameLocks xmlns:a="http://schemas.openxmlformats.org/drawingml/2006/main" noChangeAspect="1"/>
             </wp:cNvGraphicFramePr>
@@ -1154,7 +1154,7 @@
               <a:graphicData uri="http://schemas.openxmlformats.org/drawingml/2006/picture">
                 <pic:pic xmlns:pic="http://schemas.openxmlformats.org/drawingml/2006/picture">
                   <pic:nvPicPr>
-                    <pic:cNvPr id="258708148" name=""/>
+                    <pic:cNvPr id="872889262" name=""/>
                     <pic:cNvPicPr/>
                   </pic:nvPicPr>
                   <pic:blipFill>
@@ -1166,7 +1166,7 @@
                   <pic:spPr>
                     <a:xfrm>
                       <a:off x="0" y="0"/>
-                      <a:ext cx="5731510" cy="5975985"/>
+                      <a:ext cx="5731510" cy="6394450"/>
                     </a:xfrm>
                     <a:prstGeom prst="rect">
                       <a:avLst/>
@@ -1468,7 +1468,7 @@
           </mc:Choice>
           <mc:Fallback>
             <w:pict>
-              <v:shapetype w14:anchorId="1846E93B" id="_x0000_t75" coordsize="21600,21600" o:spt="75" o:preferrelative="t" path="m@4@5l@4@11@9@11@9@5xe" filled="f" stroked="f">
+              <v:shapetype w14:anchorId="4A6934CD" id="_x0000_t75" coordsize="21600,21600" o:spt="75" o:preferrelative="t" path="m@4@5l@4@11@9@11@9@5xe" filled="f" stroked="f">
                 <v:stroke joinstyle="miter"/>
                 <v:formulas>
                   <v:f eqn="if lineDrawn pixelLineWidth 0"/>
